--- a/test_templates/05_accounting_processed.docx
+++ b/test_templates/05_accounting_processed.docx
@@ -73,7 +73,7 @@
           </w:tcPr>
           <w:p>
             <w:r>
-              <w:t>{{ quote_ref }}</w:t>
+              <w:t>Invoice Number</w:t>
             </w:r>
           </w:p>
         </w:tc>
@@ -82,7 +82,9 @@
             <w:tcW w:type="dxa" w:w="2412"/>
           </w:tcPr>
           <w:p>
-            <w:r/>
+            <w:r>
+              <w:t>{{ quote_ref }}</w:t>
+            </w:r>
           </w:p>
         </w:tc>
         <w:tc>
@@ -92,7 +94,7 @@
           </w:tcPr>
           <w:p>
             <w:r>
-              <w:t>{{ quote_date }}</w:t>
+              <w:t>Invoice Date</w:t>
             </w:r>
           </w:p>
         </w:tc>
@@ -101,7 +103,9 @@
             <w:tcW w:type="dxa" w:w="2412"/>
           </w:tcPr>
           <w:p>
-            <w:r/>
+            <w:r>
+              <w:t>{{ quote_date }}</w:t>
+            </w:r>
           </w:p>
         </w:tc>
       </w:tr>
